--- a/funnel/exports/bonus-2-power-dynamics-cheatsheet.docx
+++ b/funnel/exports/bonus-2-power-dynamics-cheatsheet.docx
@@ -55,13 +55,13 @@
     </w:p>
     <w:p>
       <w:pPr>
-        <w:spacing w:before="0" w:after="40"/>
+        <w:spacing w:before="0" w:after="120"/>
         <w:jc w:val="center"/>
       </w:pPr>
       <w:r>
         <w:drawing>
           <wp:inline xmlns:a="http://schemas.openxmlformats.org/drawingml/2006/main" xmlns:pic="http://schemas.openxmlformats.org/drawingml/2006/picture">
-            <wp:extent cx="1097280" cy="395021"/>
+            <wp:extent cx="1188720" cy="427939"/>
             <wp:docPr id="2" name="Picture 2"/>
             <wp:cNvGraphicFramePr>
               <a:graphicFrameLocks noChangeAspect="1"/>
@@ -82,7 +82,7 @@
                   <pic:spPr>
                     <a:xfrm>
                       <a:off x="0" y="0"/>
-                      <a:ext cx="1097280" cy="395021"/>
+                      <a:ext cx="1188720" cy="427939"/>
                     </a:xfrm>
                     <a:prstGeom prst="rect"/>
                   </pic:spPr>
@@ -95,7 +95,7 @@
     </w:p>
     <w:p>
       <w:pPr>
-        <w:spacing w:before="120" w:after="40"/>
+        <w:spacing w:after="40"/>
         <w:jc w:val="center"/>
       </w:pPr>
       <w:r>
@@ -110,7 +110,7 @@
     </w:p>
     <w:p>
       <w:pPr>
-        <w:spacing w:after="160"/>
+        <w:spacing w:after="280"/>
         <w:jc w:val="center"/>
       </w:pPr>
       <w:r>
@@ -118,44 +118,31 @@
           <w:rFonts w:ascii="Georgia" w:hAnsi="Georgia"/>
           <w:i/>
           <w:color w:val="5C3A1E"/>
-          <w:sz w:val="18"/>
+          <w:sz w:val="19"/>
         </w:rPr>
-        <w:t>Screenshot this. Check it before any conversation that matters.</w:t>
-      </w:r>
-    </w:p>
-    <w:p>
-      <w:pPr>
-        <w:spacing w:after="120"/>
-        <w:jc w:val="center"/>
-      </w:pPr>
-      <w:r>
-        <w:rPr>
-          <w:rFonts w:ascii="Georgia" w:hAnsi="Georgia"/>
-          <w:color w:val="D4A017"/>
-          <w:sz w:val="16"/>
-        </w:rPr>
-        <w:t>________________________________________</w:t>
+        <w:t>Pull this up on your phone before any conversation that matters.</w:t>
       </w:r>
     </w:p>
     <w:p>
       <w:pPr>
         <w:keepNext/>
-        <w:spacing w:before="120" w:after="20"/>
+        <w:spacing w:before="200" w:after="20"/>
       </w:pPr>
       <w:r>
         <w:rPr>
           <w:rFonts w:ascii="Georgia" w:hAnsi="Georgia"/>
           <w:b/>
-          <w:color w:val="5C3A1E"/>
-          <w:sz w:val="22"/>
+          <w:color w:val="1A1A1A"/>
+          <w:sz w:val="23"/>
         </w:rPr>
-        <w:t>PRE-FLIGHT CHECK</w:t>
+        <w:t>1.  BEFORE YOU WALK IN</w:t>
       </w:r>
     </w:p>
     <w:p>
       <w:pPr>
         <w:keepNext/>
-        <w:spacing w:after="60"/>
+        <w:spacing w:after="80"/>
+        <w:ind w:left="115"/>
       </w:pPr>
       <w:r>
         <w:rPr>
@@ -164,100 +151,101 @@
           <w:color w:val="6B5B3E"/>
           <w:sz w:val="17"/>
         </w:rPr>
-        <w:t>Before you walk in.</w:t>
+        <w:t>Three things to settle in your own head.</w:t>
       </w:r>
     </w:p>
     <w:p>
       <w:pPr>
         <w:keepNext/>
-        <w:spacing w:after="20" w:line="276" w:lineRule="auto"/>
-        <w:ind w:left="216"/>
+        <w:spacing w:after="60" w:line="288" w:lineRule="auto"/>
+        <w:ind w:left="360" w:hanging="216"/>
       </w:pPr>
       <w:r>
         <w:rPr>
           <w:rFonts w:ascii="Georgia" w:hAnsi="Georgia"/>
           <w:b/>
-          <w:color w:val="5C3A1E"/>
-          <w:sz w:val="19"/>
+          <w:color w:val="D4A017"/>
+          <w:sz w:val="18"/>
         </w:rPr>
-        <w:t xml:space="preserve">·  </w:t>
+        <w:t xml:space="preserve">•  </w:t>
       </w:r>
       <w:r>
         <w:rPr>
           <w:rFonts w:ascii="Georgia" w:hAnsi="Georgia"/>
           <w:color w:val="1A1A1A"/>
-          <w:sz w:val="19"/>
+          <w:sz w:val="18"/>
         </w:rPr>
-        <w:t>Know your BATNA. What happens if this goes badly.</w:t>
+        <w:t>Know what you'll do if the conversation fails. Without a clear backup plan, you'll give in under pressure.</w:t>
       </w:r>
     </w:p>
     <w:p>
       <w:pPr>
         <w:keepNext/>
-        <w:spacing w:after="20" w:line="276" w:lineRule="auto"/>
-        <w:ind w:left="216"/>
+        <w:spacing w:after="60" w:line="288" w:lineRule="auto"/>
+        <w:ind w:left="360" w:hanging="216"/>
       </w:pPr>
       <w:r>
         <w:rPr>
           <w:rFonts w:ascii="Georgia" w:hAnsi="Georgia"/>
           <w:b/>
-          <w:color w:val="5C3A1E"/>
-          <w:sz w:val="19"/>
+          <w:color w:val="D4A017"/>
+          <w:sz w:val="18"/>
         </w:rPr>
-        <w:t xml:space="preserve">·  </w:t>
+        <w:t xml:space="preserve">•  </w:t>
       </w:r>
       <w:r>
         <w:rPr>
           <w:rFonts w:ascii="Georgia" w:hAnsi="Georgia"/>
           <w:color w:val="1A1A1A"/>
-          <w:sz w:val="19"/>
+          <w:sz w:val="18"/>
         </w:rPr>
-        <w:t>Pick ONE tactic to deploy. Not three.</w:t>
+        <w:t>Pick ONE thing you want to focus on doing during the conversation. Not three. One.</w:t>
       </w:r>
     </w:p>
     <w:p>
       <w:pPr>
         <w:keepNext w:val="0"/>
-        <w:spacing w:after="20" w:line="276" w:lineRule="auto"/>
-        <w:ind w:left="216"/>
+        <w:spacing w:after="60" w:line="288" w:lineRule="auto"/>
+        <w:ind w:left="360" w:hanging="216"/>
       </w:pPr>
       <w:r>
         <w:rPr>
           <w:rFonts w:ascii="Georgia" w:hAnsi="Georgia"/>
           <w:b/>
-          <w:color w:val="5C3A1E"/>
-          <w:sz w:val="19"/>
+          <w:color w:val="D4A017"/>
+          <w:sz w:val="18"/>
         </w:rPr>
-        <w:t xml:space="preserve">·  </w:t>
+        <w:t xml:space="preserve">•  </w:t>
       </w:r>
       <w:r>
         <w:rPr>
           <w:rFonts w:ascii="Georgia" w:hAnsi="Georgia"/>
           <w:color w:val="1A1A1A"/>
-          <w:sz w:val="19"/>
+          <w:sz w:val="18"/>
         </w:rPr>
-        <w:t>Your walkaway number stays in your head. Never spoken.</w:t>
+        <w:t>Decide your bottom line (the worst outcome you'd still accept). Keep this number in your head. Never say it out loud.</w:t>
       </w:r>
     </w:p>
     <w:p>
       <w:pPr>
         <w:keepNext/>
-        <w:spacing w:before="120" w:after="20"/>
+        <w:spacing w:before="200" w:after="20"/>
       </w:pPr>
       <w:r>
         <w:rPr>
           <w:rFonts w:ascii="Georgia" w:hAnsi="Georgia"/>
           <w:b/>
-          <w:color w:val="5C3A1E"/>
-          <w:sz w:val="22"/>
+          <w:color w:val="1A1A1A"/>
+          <w:sz w:val="23"/>
         </w:rPr>
-        <w:t>FIRST 30 SECONDS</w:t>
+        <w:t>2.  THE FIRST 30 SECONDS</w:t>
       </w:r>
     </w:p>
     <w:p>
       <w:pPr>
         <w:keepNext/>
-        <w:spacing w:after="60"/>
+        <w:spacing w:after="80"/>
+        <w:ind w:left="115"/>
       </w:pPr>
       <w:r>
         <w:rPr>
@@ -266,100 +254,101 @@
           <w:color w:val="6B5B3E"/>
           <w:sz w:val="17"/>
         </w:rPr>
-        <w:t>The window that determines everything.</w:t>
+        <w:t>The opening determines everything that follows.</w:t>
       </w:r>
     </w:p>
     <w:p>
       <w:pPr>
         <w:keepNext/>
-        <w:spacing w:after="20" w:line="276" w:lineRule="auto"/>
-        <w:ind w:left="216"/>
-      </w:pPr>
-      <w:r>
-        <w:rPr>
-          <w:rFonts w:ascii="Georgia" w:hAnsi="Georgia"/>
-          <w:b/>
-          <w:color w:val="5C3A1E"/>
-          <w:sz w:val="19"/>
-        </w:rPr>
-        <w:t xml:space="preserve">·  </w:t>
-      </w:r>
-      <w:r>
-        <w:rPr>
-          <w:rFonts w:ascii="Georgia" w:hAnsi="Georgia"/>
-          <w:color w:val="1A1A1A"/>
-          <w:sz w:val="19"/>
-        </w:rPr>
-        <w:t>Match their energy. Do not exceed it.</w:t>
-      </w:r>
-    </w:p>
-    <w:p>
-      <w:pPr>
-        <w:keepNext/>
-        <w:spacing w:after="20" w:line="276" w:lineRule="auto"/>
-        <w:ind w:left="216"/>
-      </w:pPr>
-      <w:r>
-        <w:rPr>
-          <w:rFonts w:ascii="Georgia" w:hAnsi="Georgia"/>
-          <w:b/>
-          <w:color w:val="5C3A1E"/>
-          <w:sz w:val="19"/>
-        </w:rPr>
-        <w:t xml:space="preserve">·  </w:t>
-      </w:r>
-      <w:r>
-        <w:rPr>
-          <w:rFonts w:ascii="Georgia" w:hAnsi="Georgia"/>
-          <w:color w:val="1A1A1A"/>
-          <w:sz w:val="19"/>
-        </w:rPr>
-        <w:t>Skip the "thanks for making time." Open with a specific observation.</w:t>
-      </w:r>
-    </w:p>
-    <w:p>
-      <w:pPr>
-        <w:keepNext w:val="0"/>
-        <w:spacing w:after="20" w:line="276" w:lineRule="auto"/>
-        <w:ind w:left="216"/>
-      </w:pPr>
-      <w:r>
-        <w:rPr>
-          <w:rFonts w:ascii="Georgia" w:hAnsi="Georgia"/>
-          <w:b/>
-          <w:color w:val="5C3A1E"/>
-          <w:sz w:val="19"/>
-        </w:rPr>
-        <w:t xml:space="preserve">·  </w:t>
-      </w:r>
-      <w:r>
-        <w:rPr>
-          <w:rFonts w:ascii="Georgia" w:hAnsi="Georgia"/>
-          <w:color w:val="1A1A1A"/>
-          <w:sz w:val="19"/>
-        </w:rPr>
-        <w:t>Silence is okay. Filling it is not.</w:t>
-      </w:r>
-    </w:p>
-    <w:p>
-      <w:pPr>
-        <w:keepNext/>
-        <w:spacing w:before="120" w:after="20"/>
+        <w:spacing w:after="60" w:line="288" w:lineRule="auto"/>
+        <w:ind w:left="360" w:hanging="216"/>
       </w:pPr>
       <w:r>
         <w:rPr>
           <w:rFonts w:ascii="Georgia" w:hAnsi="Georgia"/>
           <w:b/>
           <w:color w:val="D4A017"/>
-          <w:sz w:val="22"/>
+          <w:sz w:val="18"/>
         </w:rPr>
-        <w:t>WHO HAS THE POWER</w:t>
+        <w:t xml:space="preserve">•  </w:t>
+      </w:r>
+      <w:r>
+        <w:rPr>
+          <w:rFonts w:ascii="Georgia" w:hAnsi="Georgia"/>
+          <w:color w:val="1A1A1A"/>
+          <w:sz w:val="18"/>
+        </w:rPr>
+        <w:t>Match their energy level. If they're calm, be calm. Don't be more excited than they are.</w:t>
       </w:r>
     </w:p>
     <w:p>
       <w:pPr>
         <w:keepNext/>
-        <w:spacing w:after="60"/>
+        <w:spacing w:after="60" w:line="288" w:lineRule="auto"/>
+        <w:ind w:left="360" w:hanging="216"/>
+      </w:pPr>
+      <w:r>
+        <w:rPr>
+          <w:rFonts w:ascii="Georgia" w:hAnsi="Georgia"/>
+          <w:b/>
+          <w:color w:val="D4A017"/>
+          <w:sz w:val="18"/>
+        </w:rPr>
+        <w:t xml:space="preserve">•  </w:t>
+      </w:r>
+      <w:r>
+        <w:rPr>
+          <w:rFonts w:ascii="Georgia" w:hAnsi="Georgia"/>
+          <w:color w:val="1A1A1A"/>
+          <w:sz w:val="18"/>
+        </w:rPr>
+        <w:t>Skip the polite openers like "thanks for making time." Those are the exact words everyone else uses. Everyone else loses.</w:t>
+      </w:r>
+    </w:p>
+    <w:p>
+      <w:pPr>
+        <w:keepNext w:val="0"/>
+        <w:spacing w:after="60" w:line="288" w:lineRule="auto"/>
+        <w:ind w:left="360" w:hanging="216"/>
+      </w:pPr>
+      <w:r>
+        <w:rPr>
+          <w:rFonts w:ascii="Georgia" w:hAnsi="Georgia"/>
+          <w:b/>
+          <w:color w:val="D4A017"/>
+          <w:sz w:val="18"/>
+        </w:rPr>
+        <w:t xml:space="preserve">•  </w:t>
+      </w:r>
+      <w:r>
+        <w:rPr>
+          <w:rFonts w:ascii="Georgia" w:hAnsi="Georgia"/>
+          <w:color w:val="1A1A1A"/>
+          <w:sz w:val="18"/>
+        </w:rPr>
+        <w:t>Start with something specific about them, not a pitch. A real observation. Something that shows you paid attention.</w:t>
+      </w:r>
+    </w:p>
+    <w:p>
+      <w:pPr>
+        <w:keepNext/>
+        <w:spacing w:before="200" w:after="20"/>
+      </w:pPr>
+      <w:r>
+        <w:rPr>
+          <w:rFonts w:ascii="Georgia" w:hAnsi="Georgia"/>
+          <w:b/>
+          <w:color w:val="1A1A1A"/>
+          <w:sz w:val="23"/>
+        </w:rPr>
+        <w:t>3.  DURING THE CONVERSATION</w:t>
+      </w:r>
+    </w:p>
+    <w:p>
+      <w:pPr>
+        <w:keepNext/>
+        <w:spacing w:after="80"/>
+        <w:ind w:left="115"/>
       </w:pPr>
       <w:r>
         <w:rPr>
@@ -368,124 +357,125 @@
           <w:color w:val="6B5B3E"/>
           <w:sz w:val="17"/>
         </w:rPr>
-        <w:t>A two-second read, any moment in the conversation.</w:t>
+        <w:t>The small moves that quietly shift the dynamic in your favor.</w:t>
       </w:r>
     </w:p>
     <w:p>
       <w:pPr>
         <w:keepNext/>
-        <w:spacing w:after="20" w:line="276" w:lineRule="auto"/>
-        <w:ind w:left="216"/>
+        <w:spacing w:after="60" w:line="288" w:lineRule="auto"/>
+        <w:ind w:left="360" w:hanging="216"/>
       </w:pPr>
       <w:r>
         <w:rPr>
           <w:rFonts w:ascii="Georgia" w:hAnsi="Georgia"/>
           <w:b/>
           <w:color w:val="D4A017"/>
-          <w:sz w:val="19"/>
+          <w:sz w:val="18"/>
         </w:rPr>
-        <w:t xml:space="preserve">·  </w:t>
+        <w:t xml:space="preserve">•  </w:t>
       </w:r>
       <w:r>
         <w:rPr>
           <w:rFonts w:ascii="Georgia" w:hAnsi="Georgia"/>
           <w:color w:val="1A1A1A"/>
-          <w:sz w:val="19"/>
+          <w:sz w:val="18"/>
         </w:rPr>
-        <w:t>YOU hold it if: they're asking more questions than you are.</w:t>
+        <w:t>After they make a statement, pause for four full seconds before you respond. They'll often fill the silence themselves.</w:t>
       </w:r>
     </w:p>
     <w:p>
       <w:pPr>
         <w:keepNext/>
-        <w:spacing w:after="20" w:line="276" w:lineRule="auto"/>
-        <w:ind w:left="216"/>
+        <w:spacing w:after="60" w:line="288" w:lineRule="auto"/>
+        <w:ind w:left="360" w:hanging="216"/>
       </w:pPr>
       <w:r>
         <w:rPr>
           <w:rFonts w:ascii="Georgia" w:hAnsi="Georgia"/>
           <w:b/>
           <w:color w:val="D4A017"/>
-          <w:sz w:val="19"/>
+          <w:sz w:val="18"/>
         </w:rPr>
-        <w:t xml:space="preserve">·  </w:t>
+        <w:t xml:space="preserve">•  </w:t>
       </w:r>
       <w:r>
         <w:rPr>
           <w:rFonts w:ascii="Georgia" w:hAnsi="Georgia"/>
           <w:color w:val="1A1A1A"/>
-          <w:sz w:val="19"/>
+          <w:sz w:val="18"/>
         </w:rPr>
-        <w:t>YOU hold it if: silences don't make you uncomfortable.</w:t>
+        <w:t>When you don't know what to say, ask a "how" question. "How would that work?" "How did you arrive at that?" It keeps them talking.</w:t>
       </w:r>
     </w:p>
     <w:p>
       <w:pPr>
         <w:keepNext/>
-        <w:spacing w:after="20" w:line="276" w:lineRule="auto"/>
-        <w:ind w:left="216"/>
+        <w:spacing w:after="60" w:line="288" w:lineRule="auto"/>
+        <w:ind w:left="360" w:hanging="216"/>
       </w:pPr>
       <w:r>
         <w:rPr>
           <w:rFonts w:ascii="Georgia" w:hAnsi="Georgia"/>
           <w:b/>
           <w:color w:val="D4A017"/>
-          <w:sz w:val="19"/>
+          <w:sz w:val="18"/>
         </w:rPr>
-        <w:t xml:space="preserve">·  </w:t>
+        <w:t xml:space="preserve">•  </w:t>
       </w:r>
       <w:r>
         <w:rPr>
           <w:rFonts w:ascii="Georgia" w:hAnsi="Georgia"/>
           <w:color w:val="1A1A1A"/>
-          <w:sz w:val="19"/>
+          <w:sz w:val="18"/>
         </w:rPr>
-        <w:t>THEY hold it if: you're asking more questions than they are.</w:t>
+        <w:t>Let them suggest the next step, not you. The person who names the next move has more control.</w:t>
       </w:r>
     </w:p>
     <w:p>
       <w:pPr>
         <w:keepNext w:val="0"/>
-        <w:spacing w:after="20" w:line="276" w:lineRule="auto"/>
-        <w:ind w:left="216"/>
+        <w:spacing w:after="60" w:line="288" w:lineRule="auto"/>
+        <w:ind w:left="360" w:hanging="216"/>
       </w:pPr>
       <w:r>
         <w:rPr>
           <w:rFonts w:ascii="Georgia" w:hAnsi="Georgia"/>
           <w:b/>
           <w:color w:val="D4A017"/>
-          <w:sz w:val="19"/>
+          <w:sz w:val="18"/>
         </w:rPr>
-        <w:t xml:space="preserve">·  </w:t>
+        <w:t xml:space="preserve">•  </w:t>
       </w:r>
       <w:r>
         <w:rPr>
           <w:rFonts w:ascii="Georgia" w:hAnsi="Georgia"/>
           <w:color w:val="1A1A1A"/>
-          <w:sz w:val="19"/>
+          <w:sz w:val="18"/>
         </w:rPr>
-        <w:t>THEY hold it if: you're filling every pause.</w:t>
+        <w:t>Don't explain things they didn't ask about. Over-explaining is the most common way people give away leverage.</w:t>
       </w:r>
     </w:p>
     <w:p>
       <w:pPr>
         <w:keepNext/>
-        <w:spacing w:before="120" w:after="20"/>
+        <w:spacing w:before="200" w:after="20"/>
       </w:pPr>
       <w:r>
         <w:rPr>
           <w:rFonts w:ascii="Georgia" w:hAnsi="Georgia"/>
           <w:b/>
-          <w:color w:val="3D8B5E"/>
-          <w:sz w:val="22"/>
+          <w:color w:val="1A1A1A"/>
+          <w:sz w:val="23"/>
         </w:rPr>
-        <w:t>POWER MOVES</w:t>
+        <w:t>4.  IF YOU'RE LOSING GROUND</w:t>
       </w:r>
     </w:p>
     <w:p>
       <w:pPr>
         <w:keepNext/>
-        <w:spacing w:after="60"/>
+        <w:spacing w:after="80"/>
+        <w:ind w:left="115"/>
       </w:pPr>
       <w:r>
         <w:rPr>
@@ -494,124 +484,125 @@
           <w:color w:val="6B5B3E"/>
           <w:sz w:val="17"/>
         </w:rPr>
-        <w:t>Deploy when you feel the dynamic shifting toward you.</w:t>
+        <w:t>Recovery moves. Use in this order.</w:t>
       </w:r>
     </w:p>
     <w:p>
       <w:pPr>
         <w:keepNext/>
-        <w:spacing w:after="20" w:line="276" w:lineRule="auto"/>
-        <w:ind w:left="216"/>
+        <w:spacing w:after="60" w:line="288" w:lineRule="auto"/>
+        <w:ind w:left="360" w:hanging="216"/>
       </w:pPr>
       <w:r>
         <w:rPr>
           <w:rFonts w:ascii="Georgia" w:hAnsi="Georgia"/>
           <w:b/>
-          <w:color w:val="3D8B5E"/>
-          <w:sz w:val="19"/>
+          <w:color w:val="D4A017"/>
+          <w:sz w:val="18"/>
         </w:rPr>
-        <w:t xml:space="preserve">·  </w:t>
+        <w:t xml:space="preserve">•  </w:t>
       </w:r>
       <w:r>
         <w:rPr>
           <w:rFonts w:ascii="Georgia" w:hAnsi="Georgia"/>
           <w:color w:val="1A1A1A"/>
-          <w:sz w:val="19"/>
+          <w:sz w:val="18"/>
         </w:rPr>
-        <w:t>Four seconds of silence after their statement.</w:t>
+        <w:t>First: stop talking. Count to four in your head. Do not break the silence.</w:t>
       </w:r>
     </w:p>
     <w:p>
       <w:pPr>
         <w:keepNext/>
-        <w:spacing w:after="20" w:line="276" w:lineRule="auto"/>
-        <w:ind w:left="216"/>
+        <w:spacing w:after="60" w:line="288" w:lineRule="auto"/>
+        <w:ind w:left="360" w:hanging="216"/>
       </w:pPr>
       <w:r>
         <w:rPr>
           <w:rFonts w:ascii="Georgia" w:hAnsi="Georgia"/>
           <w:b/>
-          <w:color w:val="3D8B5E"/>
-          <w:sz w:val="19"/>
+          <w:color w:val="D4A017"/>
+          <w:sz w:val="18"/>
         </w:rPr>
-        <w:t xml:space="preserve">·  </w:t>
+        <w:t xml:space="preserve">•  </w:t>
       </w:r>
       <w:r>
         <w:rPr>
           <w:rFonts w:ascii="Georgia" w:hAnsi="Georgia"/>
           <w:color w:val="1A1A1A"/>
-          <w:sz w:val="19"/>
+          <w:sz w:val="18"/>
         </w:rPr>
-        <w:t>Ask a "how" question when cornered.</w:t>
+        <w:t>Second: ask a question. Any question. It slows the pace and puts them back in the work of answering.</w:t>
       </w:r>
     </w:p>
     <w:p>
       <w:pPr>
         <w:keepNext/>
-        <w:spacing w:after="20" w:line="276" w:lineRule="auto"/>
-        <w:ind w:left="216"/>
+        <w:spacing w:after="60" w:line="288" w:lineRule="auto"/>
+        <w:ind w:left="360" w:hanging="216"/>
       </w:pPr>
       <w:r>
         <w:rPr>
           <w:rFonts w:ascii="Georgia" w:hAnsi="Georgia"/>
           <w:b/>
-          <w:color w:val="3D8B5E"/>
-          <w:sz w:val="19"/>
+          <w:color w:val="D4A017"/>
+          <w:sz w:val="18"/>
         </w:rPr>
-        <w:t xml:space="preserve">·  </w:t>
+        <w:t xml:space="preserve">•  </w:t>
       </w:r>
       <w:r>
         <w:rPr>
           <w:rFonts w:ascii="Georgia" w:hAnsi="Georgia"/>
           <w:color w:val="1A1A1A"/>
-          <w:sz w:val="19"/>
+          <w:sz w:val="18"/>
         </w:rPr>
-        <w:t>Let them name the next step.</w:t>
+        <w:t>Third: repeat your main point using the exact same words you used earlier. Not new arguments. Same sentence.</w:t>
       </w:r>
     </w:p>
     <w:p>
       <w:pPr>
         <w:keepNext w:val="0"/>
-        <w:spacing w:after="20" w:line="276" w:lineRule="auto"/>
-        <w:ind w:left="216"/>
+        <w:spacing w:after="60" w:line="288" w:lineRule="auto"/>
+        <w:ind w:left="360" w:hanging="216"/>
       </w:pPr>
       <w:r>
         <w:rPr>
           <w:rFonts w:ascii="Georgia" w:hAnsi="Georgia"/>
           <w:b/>
-          <w:color w:val="3D8B5E"/>
-          <w:sz w:val="19"/>
+          <w:color w:val="D4A017"/>
+          <w:sz w:val="18"/>
         </w:rPr>
-        <w:t xml:space="preserve">·  </w:t>
+        <w:t xml:space="preserve">•  </w:t>
       </w:r>
       <w:r>
         <w:rPr>
           <w:rFonts w:ascii="Georgia" w:hAnsi="Georgia"/>
           <w:color w:val="1A1A1A"/>
-          <w:sz w:val="19"/>
+          <w:sz w:val="18"/>
         </w:rPr>
-        <w:t>Short emails beat long ones. Twelve words is often enough.</w:t>
+        <w:t>If none of that works: "Let me think about this. I'll follow up Monday." Leave. Re-engage when you're ready.</w:t>
       </w:r>
     </w:p>
     <w:p>
       <w:pPr>
         <w:keepNext/>
-        <w:spacing w:before="120" w:after="20"/>
+        <w:spacing w:before="200" w:after="20"/>
       </w:pPr>
       <w:r>
         <w:rPr>
           <w:rFonts w:ascii="Georgia" w:hAnsi="Georgia"/>
           <w:b/>
-          <w:color w:val="8B3D3D"/>
-          <w:sz w:val="22"/>
+          <w:color w:val="1A1A1A"/>
+          <w:sz w:val="23"/>
         </w:rPr>
-        <w:t>POWER LEAKS</w:t>
+        <w:t>5.  HOW TO END</w:t>
       </w:r>
     </w:p>
     <w:p>
       <w:pPr>
         <w:keepNext/>
-        <w:spacing w:after="60"/>
+        <w:spacing w:after="80"/>
+        <w:ind w:left="115"/>
       </w:pPr>
       <w:r>
         <w:rPr>
@@ -620,384 +611,108 @@
           <w:color w:val="6B5B3E"/>
           <w:sz w:val="17"/>
         </w:rPr>
-        <w:t>Each of these cedes leverage you did not mean to give.</w:t>
+        <w:t>The last thirty seconds matter as much as the first.</w:t>
       </w:r>
     </w:p>
     <w:p>
       <w:pPr>
         <w:keepNext/>
-        <w:spacing w:after="20" w:line="276" w:lineRule="auto"/>
-        <w:ind w:left="216"/>
+        <w:spacing w:after="60" w:line="288" w:lineRule="auto"/>
+        <w:ind w:left="360" w:hanging="216"/>
       </w:pPr>
       <w:r>
         <w:rPr>
           <w:rFonts w:ascii="Georgia" w:hAnsi="Georgia"/>
           <w:b/>
-          <w:color w:val="8B3D3D"/>
-          <w:sz w:val="19"/>
+          <w:color w:val="D4A017"/>
+          <w:sz w:val="18"/>
         </w:rPr>
-        <w:t xml:space="preserve">·  </w:t>
+        <w:t xml:space="preserve">•  </w:t>
       </w:r>
       <w:r>
         <w:rPr>
           <w:rFonts w:ascii="Georgia" w:hAnsi="Georgia"/>
           <w:color w:val="1A1A1A"/>
-          <w:sz w:val="19"/>
+          <w:sz w:val="18"/>
         </w:rPr>
-        <w:t>Over-explaining when they did not ask.</w:t>
+        <w:t>If they agree to what you wanted, do not celebrate. Move to a different topic. Celebrating reminds them they just agreed to something.</w:t>
       </w:r>
     </w:p>
     <w:p>
       <w:pPr>
         <w:keepNext/>
-        <w:spacing w:after="20" w:line="276" w:lineRule="auto"/>
-        <w:ind w:left="216"/>
+        <w:spacing w:after="60" w:line="288" w:lineRule="auto"/>
+        <w:ind w:left="360" w:hanging="216"/>
       </w:pPr>
       <w:r>
         <w:rPr>
           <w:rFonts w:ascii="Georgia" w:hAnsi="Georgia"/>
           <w:b/>
-          <w:color w:val="8B3D3D"/>
-          <w:sz w:val="19"/>
+          <w:color w:val="D4A017"/>
+          <w:sz w:val="18"/>
         </w:rPr>
-        <w:t xml:space="preserve">·  </w:t>
+        <w:t xml:space="preserve">•  </w:t>
       </w:r>
       <w:r>
         <w:rPr>
           <w:rFonts w:ascii="Georgia" w:hAnsi="Georgia"/>
           <w:color w:val="1A1A1A"/>
-          <w:sz w:val="19"/>
+          <w:sz w:val="18"/>
         </w:rPr>
-        <w:t>Apologizing for taking their time.</w:t>
+        <w:t>Send a short email within 24 hours. Two sentences, maximum. Long emails give them something to reconsider.</w:t>
       </w:r>
     </w:p>
     <w:p>
       <w:pPr>
         <w:keepNext/>
-        <w:spacing w:after="20" w:line="276" w:lineRule="auto"/>
-        <w:ind w:left="216"/>
+        <w:spacing w:after="60" w:line="288" w:lineRule="auto"/>
+        <w:ind w:left="360" w:hanging="216"/>
       </w:pPr>
       <w:r>
         <w:rPr>
           <w:rFonts w:ascii="Georgia" w:hAnsi="Georgia"/>
           <w:b/>
-          <w:color w:val="8B3D3D"/>
-          <w:sz w:val="19"/>
+          <w:color w:val="D4A017"/>
+          <w:sz w:val="18"/>
         </w:rPr>
-        <w:t xml:space="preserve">·  </w:t>
+        <w:t xml:space="preserve">•  </w:t>
       </w:r>
       <w:r>
         <w:rPr>
           <w:rFonts w:ascii="Georgia" w:hAnsi="Georgia"/>
           <w:color w:val="1A1A1A"/>
-          <w:sz w:val="19"/>
+          <w:sz w:val="18"/>
         </w:rPr>
-        <w:t>Laughing at every joke to build rapport.</w:t>
+        <w:t>Don't recap what was agreed. The recap is when people start finding things they wish they'd negotiated harder on.</w:t>
       </w:r>
     </w:p>
     <w:p>
       <w:pPr>
-        <w:keepNext/>
-        <w:spacing w:after="20" w:line="276" w:lineRule="auto"/>
-        <w:ind w:left="216"/>
+        <w:keepNext w:val="0"/>
+        <w:spacing w:after="60" w:line="288" w:lineRule="auto"/>
+        <w:ind w:left="360" w:hanging="216"/>
       </w:pPr>
       <w:r>
         <w:rPr>
           <w:rFonts w:ascii="Georgia" w:hAnsi="Georgia"/>
           <w:b/>
-          <w:color w:val="8B3D3D"/>
-          <w:sz w:val="19"/>
+          <w:color w:val="D4A017"/>
+          <w:sz w:val="18"/>
         </w:rPr>
-        <w:t xml:space="preserve">·  </w:t>
+        <w:t xml:space="preserve">•  </w:t>
       </w:r>
       <w:r>
         <w:rPr>
           <w:rFonts w:ascii="Georgia" w:hAnsi="Georgia"/>
           <w:color w:val="1A1A1A"/>
-          <w:sz w:val="19"/>
+          <w:sz w:val="18"/>
         </w:rPr>
-        <w:t>Using "just" and "actually" as softeners.</w:t>
+        <w:t>The emotional state you leave them in is what they'll remember. Choose it on purpose. Don't just drift out.</w:t>
       </w:r>
     </w:p>
     <w:p>
       <w:pPr>
-        <w:keepNext w:val="0"/>
-        <w:spacing w:after="20" w:line="276" w:lineRule="auto"/>
-        <w:ind w:left="216"/>
-      </w:pPr>
-      <w:r>
-        <w:rPr>
-          <w:rFonts w:ascii="Georgia" w:hAnsi="Georgia"/>
-          <w:b/>
-          <w:color w:val="8B3D3D"/>
-          <w:sz w:val="19"/>
-        </w:rPr>
-        <w:t xml:space="preserve">·  </w:t>
-      </w:r>
-      <w:r>
-        <w:rPr>
-          <w:rFonts w:ascii="Georgia" w:hAnsi="Georgia"/>
-          <w:color w:val="1A1A1A"/>
-          <w:sz w:val="19"/>
-        </w:rPr>
-        <w:t>Answering questions you were not asked.</w:t>
-      </w:r>
-    </w:p>
-    <w:p>
-      <w:pPr>
-        <w:keepNext/>
-        <w:spacing w:before="120" w:after="20"/>
-      </w:pPr>
-      <w:r>
-        <w:rPr>
-          <w:rFonts w:ascii="Georgia" w:hAnsi="Georgia"/>
-          <w:b/>
-          <w:color w:val="8B3D3D"/>
-          <w:sz w:val="22"/>
-        </w:rPr>
-        <w:t>WHEN YOU'RE LOSING</w:t>
-      </w:r>
-    </w:p>
-    <w:p>
-      <w:pPr>
-        <w:keepNext/>
-        <w:spacing w:after="60"/>
-      </w:pPr>
-      <w:r>
-        <w:rPr>
-          <w:rFonts w:ascii="Georgia" w:hAnsi="Georgia"/>
-          <w:i/>
-          <w:color w:val="6B5B3E"/>
-          <w:sz w:val="17"/>
-        </w:rPr>
-        <w:t>Recovery moves. Use in order.</w:t>
-      </w:r>
-    </w:p>
-    <w:p>
-      <w:pPr>
-        <w:keepNext/>
-        <w:spacing w:after="20" w:line="276" w:lineRule="auto"/>
-        <w:ind w:left="216"/>
-      </w:pPr>
-      <w:r>
-        <w:rPr>
-          <w:rFonts w:ascii="Georgia" w:hAnsi="Georgia"/>
-          <w:b/>
-          <w:color w:val="8B3D3D"/>
-          <w:sz w:val="19"/>
-        </w:rPr>
-        <w:t xml:space="preserve">·  </w:t>
-      </w:r>
-      <w:r>
-        <w:rPr>
-          <w:rFonts w:ascii="Georgia" w:hAnsi="Georgia"/>
-          <w:color w:val="1A1A1A"/>
-          <w:sz w:val="19"/>
-        </w:rPr>
-        <w:t>Stop. Silence for four seconds.</w:t>
-      </w:r>
-    </w:p>
-    <w:p>
-      <w:pPr>
-        <w:keepNext/>
-        <w:spacing w:after="20" w:line="276" w:lineRule="auto"/>
-        <w:ind w:left="216"/>
-      </w:pPr>
-      <w:r>
-        <w:rPr>
-          <w:rFonts w:ascii="Georgia" w:hAnsi="Georgia"/>
-          <w:b/>
-          <w:color w:val="8B3D3D"/>
-          <w:sz w:val="19"/>
-        </w:rPr>
-        <w:t xml:space="preserve">·  </w:t>
-      </w:r>
-      <w:r>
-        <w:rPr>
-          <w:rFonts w:ascii="Georgia" w:hAnsi="Georgia"/>
-          <w:color w:val="1A1A1A"/>
-          <w:sz w:val="19"/>
-        </w:rPr>
-        <w:t>Ask a question. Any question at all.</w:t>
-      </w:r>
-    </w:p>
-    <w:p>
-      <w:pPr>
-        <w:keepNext/>
-        <w:spacing w:after="20" w:line="276" w:lineRule="auto"/>
-        <w:ind w:left="216"/>
-      </w:pPr>
-      <w:r>
-        <w:rPr>
-          <w:rFonts w:ascii="Georgia" w:hAnsi="Georgia"/>
-          <w:b/>
-          <w:color w:val="8B3D3D"/>
-          <w:sz w:val="19"/>
-        </w:rPr>
-        <w:t xml:space="preserve">·  </w:t>
-      </w:r>
-      <w:r>
-        <w:rPr>
-          <w:rFonts w:ascii="Georgia" w:hAnsi="Georgia"/>
-          <w:color w:val="1A1A1A"/>
-          <w:sz w:val="19"/>
-        </w:rPr>
-        <w:t>Restate your core point verbatim. Do not re-argue it.</w:t>
-      </w:r>
-    </w:p>
-    <w:p>
-      <w:pPr>
-        <w:keepNext w:val="0"/>
-        <w:spacing w:after="20" w:line="276" w:lineRule="auto"/>
-        <w:ind w:left="216"/>
-      </w:pPr>
-      <w:r>
-        <w:rPr>
-          <w:rFonts w:ascii="Georgia" w:hAnsi="Georgia"/>
-          <w:b/>
-          <w:color w:val="8B3D3D"/>
-          <w:sz w:val="19"/>
-        </w:rPr>
-        <w:t xml:space="preserve">·  </w:t>
-      </w:r>
-      <w:r>
-        <w:rPr>
-          <w:rFonts w:ascii="Georgia" w:hAnsi="Georgia"/>
-          <w:color w:val="1A1A1A"/>
-          <w:sz w:val="19"/>
-        </w:rPr>
-        <w:t>Worst case: "Let me think. I'll follow up Monday."</w:t>
-      </w:r>
-    </w:p>
-    <w:p>
-      <w:pPr>
-        <w:keepNext/>
-        <w:spacing w:before="120" w:after="20"/>
-      </w:pPr>
-      <w:r>
-        <w:rPr>
-          <w:rFonts w:ascii="Georgia" w:hAnsi="Georgia"/>
-          <w:b/>
-          <w:color w:val="5C3A1E"/>
-          <w:sz w:val="22"/>
-        </w:rPr>
-        <w:t>EXIT WELL</w:t>
-      </w:r>
-    </w:p>
-    <w:p>
-      <w:pPr>
-        <w:keepNext/>
-        <w:spacing w:after="60"/>
-      </w:pPr>
-      <w:r>
-        <w:rPr>
-          <w:rFonts w:ascii="Georgia" w:hAnsi="Georgia"/>
-          <w:i/>
-          <w:color w:val="6B5B3E"/>
-          <w:sz w:val="17"/>
-        </w:rPr>
-        <w:t>The last 30 seconds matter as much as the first.</w:t>
-      </w:r>
-    </w:p>
-    <w:p>
-      <w:pPr>
-        <w:keepNext/>
-        <w:spacing w:after="20" w:line="276" w:lineRule="auto"/>
-        <w:ind w:left="216"/>
-      </w:pPr>
-      <w:r>
-        <w:rPr>
-          <w:rFonts w:ascii="Georgia" w:hAnsi="Georgia"/>
-          <w:b/>
-          <w:color w:val="5C3A1E"/>
-          <w:sz w:val="19"/>
-        </w:rPr>
-        <w:t xml:space="preserve">·  </w:t>
-      </w:r>
-      <w:r>
-        <w:rPr>
-          <w:rFonts w:ascii="Georgia" w:hAnsi="Georgia"/>
-          <w:color w:val="1A1A1A"/>
-          <w:sz w:val="19"/>
-        </w:rPr>
-        <w:t>Do not celebrate a yes. Move to an unrelated topic.</w:t>
-      </w:r>
-    </w:p>
-    <w:p>
-      <w:pPr>
-        <w:keepNext/>
-        <w:spacing w:after="20" w:line="276" w:lineRule="auto"/>
-        <w:ind w:left="216"/>
-      </w:pPr>
-      <w:r>
-        <w:rPr>
-          <w:rFonts w:ascii="Georgia" w:hAnsi="Georgia"/>
-          <w:b/>
-          <w:color w:val="5C3A1E"/>
-          <w:sz w:val="19"/>
-        </w:rPr>
-        <w:t xml:space="preserve">·  </w:t>
-      </w:r>
-      <w:r>
-        <w:rPr>
-          <w:rFonts w:ascii="Georgia" w:hAnsi="Georgia"/>
-          <w:color w:val="1A1A1A"/>
-          <w:sz w:val="19"/>
-        </w:rPr>
-        <w:t>Do not summarize what was agreed.</w:t>
-      </w:r>
-    </w:p>
-    <w:p>
-      <w:pPr>
-        <w:keepNext/>
-        <w:spacing w:after="20" w:line="276" w:lineRule="auto"/>
-        <w:ind w:left="216"/>
-      </w:pPr>
-      <w:r>
-        <w:rPr>
-          <w:rFonts w:ascii="Georgia" w:hAnsi="Georgia"/>
-          <w:b/>
-          <w:color w:val="5C3A1E"/>
-          <w:sz w:val="19"/>
-        </w:rPr>
-        <w:t xml:space="preserve">·  </w:t>
-      </w:r>
-      <w:r>
-        <w:rPr>
-          <w:rFonts w:ascii="Georgia" w:hAnsi="Georgia"/>
-          <w:color w:val="1A1A1A"/>
-          <w:sz w:val="19"/>
-        </w:rPr>
-        <w:t>Twelve-word email within twenty-four hours.</w:t>
-      </w:r>
-    </w:p>
-    <w:p>
-      <w:pPr>
-        <w:keepNext w:val="0"/>
-        <w:spacing w:after="20" w:line="276" w:lineRule="auto"/>
-        <w:ind w:left="216"/>
-      </w:pPr>
-      <w:r>
-        <w:rPr>
-          <w:rFonts w:ascii="Georgia" w:hAnsi="Georgia"/>
-          <w:b/>
-          <w:color w:val="5C3A1E"/>
-          <w:sz w:val="19"/>
-        </w:rPr>
-        <w:t xml:space="preserve">·  </w:t>
-      </w:r>
-      <w:r>
-        <w:rPr>
-          <w:rFonts w:ascii="Georgia" w:hAnsi="Georgia"/>
-          <w:color w:val="1A1A1A"/>
-          <w:sz w:val="19"/>
-        </w:rPr>
-        <w:t>Choose the emotional state you leave them in. That is the memory.</w:t>
-      </w:r>
-    </w:p>
-    <w:p>
-      <w:pPr>
-        <w:spacing w:before="240"/>
+        <w:spacing w:before="320"/>
         <w:jc w:val="center"/>
       </w:pPr>
       <w:r>
@@ -1014,7 +729,7 @@
       <w:headerReference w:type="default" r:id="rId10"/>
       <w:footerReference w:type="default" r:id="rId11"/>
       <w:pgSz w:w="8640" w:h="12960"/>
-      <w:pgMar w:top="864" w:right="792" w:bottom="720" w:left="792" w:header="288" w:footer="432" w:gutter="0"/>
+      <w:pgMar w:top="864" w:right="864" w:bottom="720" w:left="864" w:header="288" w:footer="432" w:gutter="0"/>
       <w:cols w:space="720"/>
       <w:docGrid w:linePitch="360"/>
     </w:sectPr>

--- a/funnel/exports/bonus-2-power-dynamics-cheatsheet.docx
+++ b/funnel/exports/bonus-2-power-dynamics-cheatsheet.docx
@@ -1,12 +1,10 @@
 
 <file path=word/document.xml><?xml version="1.0" encoding="utf-8"?>
 <w:document xmlns:wpc="http://schemas.microsoft.com/office/word/2010/wordprocessingCanvas" xmlns:mo="http://schemas.microsoft.com/office/mac/office/2008/main" xmlns:mc="http://schemas.openxmlformats.org/markup-compatibility/2006" xmlns:mv="urn:schemas-microsoft-com:mac:vml" xmlns:o="urn:schemas-microsoft-com:office:office" xmlns:r="http://schemas.openxmlformats.org/officeDocument/2006/relationships" xmlns:m="http://schemas.openxmlformats.org/officeDocument/2006/math" xmlns:v="urn:schemas-microsoft-com:vml" xmlns:wp14="http://schemas.microsoft.com/office/word/2010/wordprocessingDrawing" xmlns:wp="http://schemas.openxmlformats.org/drawingml/2006/wordprocessingDrawing" xmlns:w10="urn:schemas-microsoft-com:office:word" xmlns:w="http://schemas.openxmlformats.org/wordprocessingml/2006/main" xmlns:w14="http://schemas.microsoft.com/office/word/2010/wordml" xmlns:wpg="http://schemas.microsoft.com/office/word/2010/wordprocessingGroup" xmlns:wpi="http://schemas.microsoft.com/office/word/2010/wordprocessingInk" xmlns:wne="http://schemas.microsoft.com/office/word/2006/wordml" xmlns:wps="http://schemas.microsoft.com/office/word/2010/wordprocessingShape" mc:Ignorable="w14 wp14">
-  <w:background w:color="F4ECD8"/>
   <w:body>
     <w:p>
       <w:pPr>
         <w:spacing w:before="0" w:after="0" w:line="240" w:lineRule="auto"/>
-        <w:jc w:val="left"/>
       </w:pPr>
       <w:r>
         <w:drawing>
